--- a/data/cvs/cv_176_Midrash_Intern_Developer___Short_Qualifications_.docx
+++ b/data/cvs/cv_176_Midrash_Intern_Developer___Short_Qualifications_.docx
@@ -86,7 +86,7 @@
         <w:rPr>
           <w:sz w:val="20"/>
         </w:rPr>
-        <w:t>Full Stack Developer with a focus on Python and JavaScript, currently building production systems at Copy Cat Group. I have experience in both front-end and back-end development, working with React, Node.js, and Django. My recent projects include integrating SAP APIs with internal systems and designing an AI-powered tender scraping pipeline. I'm skilled in version control with Git, API development, and troubleshooting, and I'm eager to apply these skills as an Intern Developer at Midrash.</w:t>
+        <w:t>Full Stack Developer with a focus on Python and JavaScript, currently building production systems at Copy Cat Group. I have experience across the entire stack, from Python backends and REST APIs to React frontends, and have worked with various databases and cloud platforms. My recent projects include integrating SAP APIs with internal systems, designing system architecture, and building an AI-powered tender scraping pipeline.</w:t>
       </w:r>
     </w:p>
     <w:p>
@@ -227,7 +227,7 @@
         <w:rPr>
           <w:sz w:val="20"/>
         </w:rPr>
-        <w:t>Oracle Cloud, Google Cloud Platform, CI/CD, Git-based Workflows</w:t>
+        <w:t>Oracle Cloud, Google Cloud Platform, Git, GitHub, CI/CD, Docker</w:t>
       </w:r>
     </w:p>
     <w:p>
@@ -245,7 +245,7 @@
         <w:rPr>
           <w:sz w:val="20"/>
         </w:rPr>
-        <w:t>Next.js, FastAPI, TypeScript, Async/Await, Front-end Development, Data Structures</w:t>
+        <w:t>Next.js, FastAPI, TypeScript, Async/Await, API Development, Front-end Development, Back-end Development, Data Structures</w:t>
       </w:r>
     </w:p>
     <w:p>
@@ -263,7 +263,7 @@
         <w:rPr>
           <w:sz w:val="20"/>
         </w:rPr>
-        <w:t>Software Design, Coding, Testing, Collaboration, Problem-Solving, Communication, Teamwork</w:t>
+        <w:t>Version Control, Software Design, Coding, Testing, Troubleshooting, Team Collaboration, Problem-Solving, Communication, Teamwork</w:t>
       </w:r>
     </w:p>
     <w:p>
@@ -325,7 +325,7 @@
         <w:rPr>
           <w:sz w:val="20"/>
         </w:rPr>
-        <w:t>Designing and prototyping an AI-powered tender scraping pipeline to automate tender opportunity discovery and processing.</w:t>
+        <w:t>Designing and documenting system architecture, including Application, Data, Integration, and Security layers.</w:t>
       </w:r>
     </w:p>
     <w:p>
@@ -337,7 +337,7 @@
         <w:rPr>
           <w:sz w:val="20"/>
         </w:rPr>
-        <w:t>Authoring technical documentation: BRD, SDD, and system design specifications for enterprise architecture and project scoping.</w:t>
+        <w:t>Building an AI-powered tender scraping pipeline, automating tender discovery and processing with an agentic system.</w:t>
       </w:r>
     </w:p>
     <w:p>
@@ -372,7 +372,31 @@
         <w:rPr>
           <w:sz w:val="20"/>
         </w:rPr>
-        <w:t>Generating difference-based captions for multimodal datasets, improving model accuracy through detailed annotations.</w:t>
+        <w:t>Train AI models by generating accurate difference-based captions for multimodal datasets</w:t>
+      </w:r>
+    </w:p>
+    <w:p>
+      <w:pPr>
+        <w:pStyle w:val="ListBullet"/>
+        <w:spacing w:before="0" w:after="20"/>
+      </w:pPr>
+      <w:r>
+        <w:rPr>
+          <w:sz w:val="20"/>
+        </w:rPr>
+        <w:t>Perform categorisation, bounding, consistency checks, and image-level validation to improve multimodal model accuracy</w:t>
+      </w:r>
+    </w:p>
+    <w:p>
+      <w:pPr>
+        <w:pStyle w:val="ListBullet"/>
+        <w:spacing w:before="0" w:after="20"/>
+      </w:pPr>
+      <w:r>
+        <w:rPr>
+          <w:sz w:val="20"/>
+        </w:rPr>
+        <w:t>Contribute high-quality annotated outputs that directly feed into production AI model training pipelines</w:t>
       </w:r>
     </w:p>
     <w:p>
@@ -407,7 +431,31 @@
         <w:rPr>
           <w:sz w:val="20"/>
         </w:rPr>
-        <w:t>Building full-stack solutions with UI components, optimised APIs, and CMS-based website systems for diverse clients.</w:t>
+        <w:t>Developed and delivered full-stack solutions for U.S.-based clients across different sectors</w:t>
+      </w:r>
+    </w:p>
+    <w:p>
+      <w:pPr>
+        <w:pStyle w:val="ListBullet"/>
+        <w:spacing w:before="0" w:after="20"/>
+      </w:pPr>
+      <w:r>
+        <w:rPr>
+          <w:sz w:val="20"/>
+        </w:rPr>
+        <w:t>Built UI components, optimised APIs, and handled CMS-based website systems</w:t>
+      </w:r>
+    </w:p>
+    <w:p>
+      <w:pPr>
+        <w:pStyle w:val="ListBullet"/>
+        <w:spacing w:before="0" w:after="20"/>
+      </w:pPr>
+      <w:r>
+        <w:rPr>
+          <w:sz w:val="20"/>
+        </w:rPr>
+        <w:t>Collaborated with remote teams to debug, improve performance, and implement client feedback</w:t>
       </w:r>
     </w:p>
     <w:p>
@@ -442,7 +490,31 @@
         <w:rPr>
           <w:sz w:val="20"/>
         </w:rPr>
-        <w:t>Performing intent detection, slot tagging, and utterance verification for health and agriculture AI systems, ensuring high-quality multilingual training data.</w:t>
+        <w:t>Annotated and evaluated datasets for health and agriculture AI systems</w:t>
+      </w:r>
+    </w:p>
+    <w:p>
+      <w:pPr>
+        <w:pStyle w:val="ListBullet"/>
+        <w:spacing w:before="0" w:after="20"/>
+      </w:pPr>
+      <w:r>
+        <w:rPr>
+          <w:sz w:val="20"/>
+        </w:rPr>
+        <w:t>Performed intent detection, slot tagging, utterance verification, and structured dataset creation</w:t>
+      </w:r>
+    </w:p>
+    <w:p>
+      <w:pPr>
+        <w:pStyle w:val="ListBullet"/>
+        <w:spacing w:before="0" w:after="20"/>
+      </w:pPr>
+      <w:r>
+        <w:rPr>
+          <w:sz w:val="20"/>
+        </w:rPr>
+        <w:t>Ensured annotation quality and consistency across multilingual and multimodal training data</w:t>
       </w:r>
     </w:p>
     <w:p>
